--- a/docs/ISO27001/ZAZ-16-01_Interni_audit_ISMS.docx
+++ b/docs/ISO27001/ZAZ-16-01_Interni_audit_ISMS.docx
@@ -419,7 +419,7 @@
                 <w:sz w:val="20"/>
                 <w:szCs w:val="20"/>
               </w:rPr>
-              <w:t xml:space="preserve">Mísa — Michaela Hladíková (manažerka ISMS)</w:t>
+              <w:t xml:space="preserve">Michaela Hladíková (manažerka ISMS)</w:t>
             </w:r>
           </w:p>
         </w:tc>
@@ -994,7 +994,7 @@
           <w:sz w:val="20"/>
           <w:szCs w:val="20"/>
         </w:rPr>
-        <w:t xml:space="preserve"> auditor neposuzuje vlastní práci; Mísa vede ISMS, proto se u oblastí, které sama zpracovává, zajistí nezávislý přezkum (druhá osoba / externí auditor).</w:t>
+        <w:t xml:space="preserve"> auditor neposuzuje vlastní práci; Michaela Hladíková vede ISMS, proto se u oblastí, které sama zpracovává, zajistí nezávislý přezkum (druhá osoba / externí auditor).</w:t>
       </w:r>
     </w:p>
     <w:p>
@@ -2211,7 +2211,7 @@
                 <w:sz w:val="20"/>
                 <w:szCs w:val="20"/>
               </w:rPr>
-              <w:t xml:space="preserve">Doporučení / akce (odpovídá: Mísa)</w:t>
+              <w:t xml:space="preserve">Doporučení / akce (odpovídá: Michaela Hladíková)</w:t>
             </w:r>
           </w:p>
         </w:tc>
@@ -2356,7 +2356,7 @@
                 <w:sz w:val="20"/>
                 <w:szCs w:val="20"/>
               </w:rPr>
-              <w:t xml:space="preserve">Riziko konfliktu zájmů (Mísa vede i audituje ISMS).</w:t>
+              <w:t xml:space="preserve">Riziko konfliktu zájmů (Michaela Hladíková vede i audituje ISMS).</w:t>
             </w:r>
           </w:p>
         </w:tc>
